--- a/Data Sources Test Table.docx
+++ b/Data Sources Test Table.docx
@@ -1,6 +1,6 @@
 
 <file path=word/document.xml><?xml version="1.0" encoding="utf-8"?>
-<w:document xmlns:wpc="http://schemas.microsoft.com/office/word/2010/wordprocessingCanvas" xmlns:cx="http://schemas.microsoft.com/office/drawing/2014/chartex" xmlns:cx1="http://schemas.microsoft.com/office/drawing/2015/9/8/chartex" xmlns:cx2="http://schemas.microsoft.com/office/drawing/2015/10/21/chartex" xmlns:cx3="http://schemas.microsoft.com/office/drawing/2016/5/9/chartex" xmlns:cx4="http://schemas.microsoft.com/office/drawing/2016/5/10/chartex" xmlns:cx5="http://schemas.microsoft.com/office/drawing/2016/5/11/chartex" xmlns:cx6="http://schemas.microsoft.com/office/drawing/2016/5/12/chartex" xmlns:cx7="http://schemas.microsoft.com/office/drawing/2016/5/13/chartex" xmlns:cx8="http://schemas.microsoft.com/office/drawing/2016/5/14/chartex" xmlns:mc="http://schemas.openxmlformats.org/markup-compatibility/2006" xmlns:aink="http://schemas.microsoft.com/office/drawing/2016/ink" xmlns:am3d="http://schemas.microsoft.com/office/drawing/2017/model3d" xmlns:o="urn:schemas-microsoft-com:office:office" xmlns:oel="http://schemas.microsoft.com/office/2019/extlst" xmlns:r="http://schemas.openxmlformats.org/officeDocument/2006/relationships" xmlns:m="http://schemas.openxmlformats.org/officeDocument/2006/math" xmlns:v="urn:schemas-microsoft-com:vml" xmlns:wp14="http://schemas.microsoft.com/office/word/2010/wordprocessingDrawing" xmlns:wp="http://schemas.openxmlformats.org/drawingml/2006/wordprocessingDrawing" xmlns:w10="urn:schemas-microsoft-com:office:word" xmlns:w="http://schemas.openxmlformats.org/wordprocessingml/2006/main" xmlns:w14="http://schemas.microsoft.com/office/word/2010/wordml" xmlns:w15="http://schemas.microsoft.com/office/word/2012/wordml" xmlns:w16cex="http://schemas.microsoft.com/office/word/2018/wordml/cex" xmlns:w16cid="http://schemas.microsoft.com/office/word/2016/wordml/cid" xmlns:w16="http://schemas.microsoft.com/office/word/2018/wordml" xmlns:w16du="http://schemas.microsoft.com/office/word/2023/wordml/word16du" xmlns:w16sdtdh="http://schemas.microsoft.com/office/word/2020/wordml/sdtdatahash" xmlns:w16sdtfl="http://schemas.microsoft.com/office/word/2024/wordml/sdtformatlock" xmlns:w16se="http://schemas.microsoft.com/office/word/2015/wordml/symex" xmlns:wpg="http://schemas.microsoft.com/office/word/2010/wordprocessingGroup" xmlns:wpi="http://schemas.microsoft.com/office/word/2010/wordprocessingInk" xmlns:wne="http://schemas.microsoft.com/office/word/2006/wordml" xmlns:wps="http://schemas.microsoft.com/office/word/2010/wordprocessingShape" mc:Ignorable="w14 w15 w16se w16cid w16 w16cex w16sdtdh w16sdtfl w16du wp14">
+<w:document xmlns:wpc="http://schemas.microsoft.com/office/word/2010/wordprocessingCanvas" xmlns:cx="http://schemas.microsoft.com/office/drawing/2014/chartex" xmlns:cx1="http://schemas.microsoft.com/office/drawing/2015/9/8/chartex" xmlns:cx2="http://schemas.microsoft.com/office/drawing/2015/10/21/chartex" xmlns:cx3="http://schemas.microsoft.com/office/drawing/2016/5/9/chartex" xmlns:cx4="http://schemas.microsoft.com/office/drawing/2016/5/10/chartex" xmlns:cx5="http://schemas.microsoft.com/office/drawing/2016/5/11/chartex" xmlns:cx6="http://schemas.microsoft.com/office/drawing/2016/5/12/chartex" xmlns:cx7="http://schemas.microsoft.com/office/drawing/2016/5/13/chartex" xmlns:cx8="http://schemas.microsoft.com/office/drawing/2016/5/14/chartex" xmlns:mc="http://schemas.openxmlformats.org/markup-compatibility/2006" xmlns:aink="http://schemas.microsoft.com/office/drawing/2016/ink" xmlns:am3d="http://schemas.microsoft.com/office/drawing/2017/model3d" xmlns:o="urn:schemas-microsoft-com:office:office" xmlns:oel="http://schemas.microsoft.com/office/2019/extlst" xmlns:r="http://schemas.openxmlformats.org/officeDocument/2006/relationships" xmlns:m="http://schemas.openxmlformats.org/officeDocument/2006/math" xmlns:v="urn:schemas-microsoft-com:vml" xmlns:wp14="http://schemas.microsoft.com/office/word/2010/wordprocessingDrawing" xmlns:wp="http://schemas.openxmlformats.org/drawingml/2006/wordprocessingDrawing" xmlns:w10="urn:schemas-microsoft-com:office:word" xmlns:w="http://schemas.openxmlformats.org/wordprocessingml/2006/main" xmlns:w14="http://schemas.microsoft.com/office/word/2010/wordml" xmlns:w15="http://schemas.microsoft.com/office/word/2012/wordml" xmlns:w16cei="http://schemas.microsoft.com/office/word/2026/wordml/cei" xmlns:w16cex="http://schemas.microsoft.com/office/word/2018/wordml/cex" xmlns:w16cid="http://schemas.microsoft.com/office/word/2016/wordml/cid" xmlns:w16="http://schemas.microsoft.com/office/word/2018/wordml" xmlns:w16du="http://schemas.microsoft.com/office/word/2023/wordml/word16du" xmlns:w16sdtdh="http://schemas.microsoft.com/office/word/2020/wordml/sdtdatahash" xmlns:w16sdtfl="http://schemas.microsoft.com/office/word/2024/wordml/sdtformatlock" xmlns:w16se="http://schemas.microsoft.com/office/word/2015/wordml/symex" xmlns:wpg="http://schemas.microsoft.com/office/word/2010/wordprocessingGroup" xmlns:wpi="http://schemas.microsoft.com/office/word/2010/wordprocessingInk" xmlns:wne="http://schemas.microsoft.com/office/word/2006/wordml" xmlns:wps="http://schemas.microsoft.com/office/word/2010/wordprocessingShape" mc:Ignorable="w14 w15 w16se w16cid w16 w16cex w16sdtdh w16sdtfl w16du wp14">
   <w:body>
     <w:p/>
     <w:tbl>
@@ -10,10 +10,10 @@
         <w:tblLook w:val="04A0" w:firstRow="1" w:lastRow="0" w:firstColumn="1" w:lastColumn="0" w:noHBand="0" w:noVBand="1"/>
       </w:tblPr>
       <w:tblGrid>
-        <w:gridCol w:w="2266"/>
-        <w:gridCol w:w="2424"/>
-        <w:gridCol w:w="2149"/>
-        <w:gridCol w:w="2511"/>
+        <w:gridCol w:w="2205"/>
+        <w:gridCol w:w="2420"/>
+        <w:gridCol w:w="2062"/>
+        <w:gridCol w:w="2663"/>
       </w:tblGrid>
       <w:tr>
         <w:tc>
@@ -156,7 +156,7 @@
           </w:tcPr>
           <w:p>
             <w:r>
-              <w:t>TCIA, SEER, TCGA, CDC PLACES, BRFSS</w:t>
+              <w:t>SEER, TCGA, SC DPH Data, TCIA, SCANDHEC</w:t>
             </w:r>
           </w:p>
         </w:tc>
@@ -222,7 +222,13 @@
           </w:tcPr>
           <w:p>
             <w:r>
-              <w:t>TCIA, TCGA, SEER, CDC PLACES, BRFSS</w:t>
+              <w:t xml:space="preserve">TCIA, </w:t>
+            </w:r>
+            <w:r>
+              <w:t xml:space="preserve">UK Biobank, </w:t>
+            </w:r>
+            <w:r>
+              <w:t>TCGA, SEER, NCBI GEO</w:t>
             </w:r>
           </w:p>
         </w:tc>
@@ -280,7 +286,10 @@
           </w:tcPr>
           <w:p>
             <w:r>
-              <w:t>CDC PLACES, BRFSS, CDC Wonder, SEER, N3C data enclave</w:t>
+              <w:t>SVI, ACS, AHRQ SDOH, County Health Rankings</w:t>
+            </w:r>
+            <w:r>
+              <w:t xml:space="preserve"> &amp; Roadmaps</w:t>
             </w:r>
           </w:p>
         </w:tc>
@@ -338,16 +347,16 @@
           </w:tcPr>
           <w:p>
             <w:r>
-              <w:t xml:space="preserve">HRSA, CDC PLACES, HRS, </w:t>
+              <w:t>USDA Rural-Urban Continuum Codes, MEPS, HRSA Area Health Resources, AHRQ SDOH</w:t>
+            </w:r>
+            <w:r>
+              <w:t xml:space="preserve">, </w:t>
             </w:r>
             <w:proofErr w:type="spellStart"/>
             <w:r>
-              <w:t>AIDSVu</w:t>
+              <w:t>AiDSVu</w:t>
             </w:r>
             <w:proofErr w:type="spellEnd"/>
-            <w:r>
-              <w:t>, NHIS</w:t>
-            </w:r>
           </w:p>
         </w:tc>
       </w:tr>
@@ -404,7 +413,15 @@
           </w:tcPr>
           <w:p>
             <w:r>
-              <w:t>SEER, CDC PLACES, BRFSS, CDC WONDER, TCGA</w:t>
+              <w:t xml:space="preserve">CDC PLACES, BRFSS, NOAA </w:t>
+            </w:r>
+            <w:proofErr w:type="spellStart"/>
+            <w:r>
+              <w:t>nClimGrid</w:t>
+            </w:r>
+            <w:proofErr w:type="spellEnd"/>
+            <w:r>
+              <w:t xml:space="preserve"> Daily, County Health Rankings &amp; Roadmaps, FEMA National Risk Index</w:t>
             </w:r>
           </w:p>
         </w:tc>
@@ -470,10 +487,26 @@
           </w:tcPr>
           <w:p>
             <w:r>
-              <w:t>CDC PLACES</w:t>
-            </w:r>
-            <w:r>
-              <w:t>, BRFSS, SEER, CDC WONDER, NHANES</w:t>
+              <w:t xml:space="preserve">EPA </w:t>
+            </w:r>
+            <w:proofErr w:type="spellStart"/>
+            <w:r>
+              <w:t>AirData</w:t>
+            </w:r>
+            <w:proofErr w:type="spellEnd"/>
+            <w:r>
+              <w:t xml:space="preserve">, EPA </w:t>
+            </w:r>
+            <w:proofErr w:type="spellStart"/>
+            <w:r>
+              <w:t>AirToxScreen</w:t>
+            </w:r>
+            <w:proofErr w:type="spellEnd"/>
+            <w:r>
+              <w:t>, EPA Air Quality</w:t>
+            </w:r>
+            <w:r>
+              <w:t xml:space="preserve"> System, EPA Toxics Release Inventory, CDC WONDER Environmental Data</w:t>
             </w:r>
           </w:p>
           <w:p>
@@ -498,6 +531,7 @@
                 <w:b/>
                 <w:bCs/>
               </w:rPr>
+              <w:lastRenderedPageBreak/>
               <w:t>Medicare spending among older adults</w:t>
             </w:r>
           </w:p>
@@ -549,7 +583,10 @@
             </w:r>
             <w:proofErr w:type="spellEnd"/>
             <w:r>
-              <w:t>, HRS, CMS, HCUP, HRSA</w:t>
+              <w:t xml:space="preserve">, CMS, HCUP, </w:t>
+            </w:r>
+            <w:r>
+              <w:t>SC Health Data, SCDHHS Reports and Statistics</w:t>
             </w:r>
           </w:p>
         </w:tc>
@@ -569,7 +606,6 @@
                 <w:b/>
                 <w:bCs/>
               </w:rPr>
-              <w:lastRenderedPageBreak/>
               <w:t>Emergency department opioid overdoses</w:t>
             </w:r>
           </w:p>
@@ -608,7 +644,10 @@
           </w:tcPr>
           <w:p>
             <w:r>
-              <w:t>SEER, SAMHSA TEDS, SAMHSA NSDUH, TCGA, SAMHSA Data Tools</w:t>
+              <w:t>SAMHSA TEDS, SAMHSA NSDUH, South Carolina DPH Public Health Data, HCUP</w:t>
+            </w:r>
+            <w:r>
+              <w:t>, HealthData.gov</w:t>
             </w:r>
           </w:p>
         </w:tc>
@@ -665,11 +704,8 @@
             <w:tcW w:w="0" w:type="auto"/>
           </w:tcPr>
           <w:p>
-            <w:pPr>
-              <w:ind w:firstLine="720"/>
-            </w:pPr>
-            <w:r>
-              <w:t>SEER, TCGA, SAMHSA MH-CLD, SAMHSA Data Tools, TCIA</w:t>
+            <w:r>
+              <w:t>SAMHSA Data Tools, SAMHSA MH-CLD, CDC PLACES, BRFSS, SAMHSA NSDUH</w:t>
             </w:r>
           </w:p>
         </w:tc>
@@ -743,7 +779,13 @@
           </w:tcPr>
           <w:p>
             <w:r>
-              <w:t>TCIA, TCGA, SEER, CDC PLACES, BRFSS</w:t>
+              <w:t>AHEAD HIV Dashboard, South Carolina DPH Data</w:t>
+            </w:r>
+            <w:r>
+              <w:t>, Maps, Reports</w:t>
+            </w:r>
+            <w:r>
+              <w:t>, South Carolina DPH Public Health Data, South Carolina Department of Natural Resources GIS Open Data</w:t>
             </w:r>
           </w:p>
         </w:tc>
@@ -801,7 +843,10 @@
           </w:tcPr>
           <w:p>
             <w:r>
-              <w:t>TCIA, SEER, TCGA, CDC PLACES, BRFSS</w:t>
+              <w:t>ADNI, CDC WONDER, IHME Global Burden of Disease</w:t>
+            </w:r>
+            <w:r>
+              <w:t>, NHANES, NHIS</w:t>
             </w:r>
           </w:p>
         </w:tc>
@@ -859,7 +904,7 @@
           </w:tcPr>
           <w:p>
             <w:r>
-              <w:t>TCIA, TCGA, SEER, ADNI, SAMHSA MH-CLD</w:t>
+              <w:t>MIMIC-IV, PhysioNet, All of Us, N3C Data Enclave, Synthea</w:t>
             </w:r>
           </w:p>
         </w:tc>
@@ -933,7 +978,17 @@
           </w:tcPr>
           <w:p>
             <w:r>
-              <w:t>CDC PLACES, BRFSS, SEER, NHANES, TCGA</w:t>
+              <w:t xml:space="preserve">USDA Food Environment Atlas, YRBSS, South Carolina DPH Data, </w:t>
+            </w:r>
+            <w:proofErr w:type="spellStart"/>
+            <w:proofErr w:type="gramStart"/>
+            <w:r>
+              <w:t>Maps,a</w:t>
+            </w:r>
+            <w:proofErr w:type="spellEnd"/>
+            <w:proofErr w:type="gramEnd"/>
+            <w:r>
+              <w:t xml:space="preserve"> dn Reports, CDC PLACES</w:t>
             </w:r>
           </w:p>
         </w:tc>
@@ -991,13 +1046,22 @@
           </w:tcPr>
           <w:p>
             <w:r>
-              <w:t xml:space="preserve">SC Health Data, SCDHHS, CMS, YRBSS, </w:t>
+              <w:t xml:space="preserve">NOAA </w:t>
             </w:r>
             <w:proofErr w:type="spellStart"/>
             <w:r>
-              <w:t>ResDAC</w:t>
+              <w:t>nClimGrid</w:t>
             </w:r>
             <w:proofErr w:type="spellEnd"/>
+            <w:r>
+              <w:t xml:space="preserve"> Daily</w:t>
+            </w:r>
+            <w:r>
+              <w:t xml:space="preserve">, CDC Open Data Portal, County Health Rankings &amp; Roadmaps, FEMA National Risk Index, AHEAD HIV </w:t>
+            </w:r>
+            <w:r>
+              <w:t>Dashboard</w:t>
+            </w:r>
           </w:p>
         </w:tc>
       </w:tr>
@@ -1016,6 +1080,7 @@
                 <w:b/>
                 <w:bCs/>
               </w:rPr>
+              <w:lastRenderedPageBreak/>
               <w:t>COVID-19 hospitalization trends</w:t>
             </w:r>
           </w:p>
@@ -1062,16 +1127,13 @@
             </w:r>
             <w:proofErr w:type="spellEnd"/>
             <w:r>
-              <w:t xml:space="preserve">, </w:t>
+              <w:t xml:space="preserve">, AHEAD </w:t>
             </w:r>
             <w:proofErr w:type="spellStart"/>
             <w:r>
               <w:t>AIDSVu</w:t>
             </w:r>
             <w:proofErr w:type="spellEnd"/>
-            <w:r>
-              <w:t>, AHEAD HIV Dashboard, CDC WONDER, NHIS</w:t>
-            </w:r>
           </w:p>
         </w:tc>
       </w:tr>
@@ -1128,7 +1190,7 @@
           </w:tcPr>
           <w:p>
             <w:r>
-              <w:t>TCIA, TCGA, SEER, CDC PLACES, BRFSS</w:t>
+              <w:t>CDC WONDER, CDC PLACES, Framingham Heart Study, NHIS, NHANES</w:t>
             </w:r>
           </w:p>
         </w:tc>
@@ -1186,7 +1248,10 @@
           </w:tcPr>
           <w:p>
             <w:r>
-              <w:t>TCIA, TCGA, SEER, CDC PLACES, BRFSS</w:t>
+              <w:t>CDC WONDER, YRBSS, NHIS, SCANDHEC</w:t>
+            </w:r>
+            <w:r>
+              <w:t>, HRSA AHRF</w:t>
             </w:r>
           </w:p>
         </w:tc>
@@ -1206,7 +1271,6 @@
                 <w:b/>
                 <w:bCs/>
               </w:rPr>
-              <w:lastRenderedPageBreak/>
               <w:t>Stroke incidence among Medicare beneficiaries</w:t>
             </w:r>
           </w:p>
@@ -1252,14 +1316,25 @@
             <w:tcW w:w="0" w:type="auto"/>
           </w:tcPr>
           <w:p>
-            <w:r>
-              <w:t xml:space="preserve">SEER, TCGA, TCIA, HRS, </w:t>
-            </w:r>
             <w:proofErr w:type="spellStart"/>
             <w:r>
-              <w:t>AIDSVu</w:t>
+              <w:t>ResDA</w:t>
+            </w:r>
+            <w:r>
+              <w:t>C</w:t>
             </w:r>
             <w:proofErr w:type="spellEnd"/>
+            <w:r>
+              <w:t xml:space="preserve">, CMS Data, EPA </w:t>
+            </w:r>
+            <w:proofErr w:type="spellStart"/>
+            <w:r>
+              <w:t>AirData</w:t>
+            </w:r>
+            <w:proofErr w:type="spellEnd"/>
+            <w:r>
+              <w:t>, NOAA Storm Events Database, Add Health</w:t>
+            </w:r>
           </w:p>
         </w:tc>
       </w:tr>
@@ -1316,7 +1391,7 @@
           </w:tcPr>
           <w:p>
             <w:r>
-              <w:t>CDC PLACES, BRFSS, SEER, NHANES, CDC WONDER</w:t>
+              <w:t>YRBSS, BRFSS, All of Us, WHI, CDC PLACES</w:t>
             </w:r>
           </w:p>
         </w:tc>
@@ -1373,19 +1448,11 @@
             <w:tcW w:w="0" w:type="auto"/>
           </w:tcPr>
           <w:p>
-            <w:pPr>
-              <w:ind w:firstLine="720"/>
-            </w:pPr>
-            <w:r>
-              <w:t xml:space="preserve">HRSA, </w:t>
-            </w:r>
-            <w:proofErr w:type="spellStart"/>
-            <w:r>
-              <w:t>Healthcare.goc</w:t>
-            </w:r>
-            <w:proofErr w:type="spellEnd"/>
-            <w:r>
-              <w:t xml:space="preserve"> Public use files, OECD Health Statistics, USDA Rural-Urban Continuum codes, MEPS</w:t>
+            <w:r>
+              <w:t>ACS, County Health Rankings &amp; Roadmaps</w:t>
+            </w:r>
+            <w:r>
+              <w:t>, HRSA AHRF, AHRQ SDOH, Healht.gov Public Use Files</w:t>
             </w:r>
           </w:p>
         </w:tc>
@@ -1432,14 +1499,8 @@
             <w:tcW w:w="0" w:type="auto"/>
           </w:tcPr>
           <w:p>
-            <w:pPr>
-              <w:ind w:firstLine="720"/>
-            </w:pPr>
-            <w:r>
-              <w:t>TCGA, SEER, TCIA, CDC Environmental Public Health Tracking Network</w:t>
-            </w:r>
-            <w:r>
-              <w:t>, CDC PLACES</w:t>
+            <w:r>
+              <w:t>TCIA, TCGA, SEER, WHI, SCANDHEC</w:t>
             </w:r>
           </w:p>
         </w:tc>
@@ -1493,19 +1554,8 @@
             <w:tcW w:w="0" w:type="auto"/>
           </w:tcPr>
           <w:p>
-            <w:pPr>
-              <w:ind w:firstLine="720"/>
-            </w:pPr>
-            <w:r>
-              <w:t xml:space="preserve">CDC PLACES, BRFSS, NHANES, </w:t>
-            </w:r>
-            <w:proofErr w:type="spellStart"/>
-            <w:r>
-              <w:t>Framington</w:t>
-            </w:r>
-            <w:proofErr w:type="spellEnd"/>
-            <w:r>
-              <w:t xml:space="preserve"> Heart Study, WHI</w:t>
+            <w:r>
+              <w:t>CDC PLACES</w:t>
             </w:r>
           </w:p>
         </w:tc>
@@ -1563,22 +1613,25 @@
             <w:tcW w:w="0" w:type="auto"/>
           </w:tcPr>
           <w:p>
-            <w:pPr>
-              <w:ind w:firstLine="720"/>
-            </w:pPr>
             <w:proofErr w:type="spellStart"/>
             <w:r>
               <w:t>ResDAC</w:t>
             </w:r>
             <w:proofErr w:type="spellEnd"/>
             <w:r>
-              <w:t>, CMS, HRSA, WHI, Add Health</w:t>
-            </w:r>
-          </w:p>
-          <w:p>
-            <w:pPr>
-              <w:jc w:val="right"/>
-            </w:pPr>
+              <w:t>, CMS</w:t>
+            </w:r>
+            <w:r>
+              <w:t xml:space="preserve">, EPA </w:t>
+            </w:r>
+            <w:proofErr w:type="spellStart"/>
+            <w:r>
+              <w:t>AirData</w:t>
+            </w:r>
+            <w:proofErr w:type="spellEnd"/>
+            <w:r>
+              <w:t>, HRSA AHRF, NOAA Storm Events Database</w:t>
+            </w:r>
           </w:p>
         </w:tc>
       </w:tr>
@@ -1624,17 +1677,9 @@
             <w:tcW w:w="0" w:type="auto"/>
           </w:tcPr>
           <w:p>
-            <w:pPr>
-              <w:ind w:firstLine="720"/>
-            </w:pPr>
-            <w:r>
-              <w:t xml:space="preserve">ADNI, TCIA, CDC Environmental Public Health Tracking Network, CDC PLACES, EPA </w:t>
-            </w:r>
-            <w:proofErr w:type="spellStart"/>
-            <w:r>
-              <w:t>Envirofacts</w:t>
-            </w:r>
-            <w:proofErr w:type="spellEnd"/>
+            <w:r>
+              <w:t>TCIA, ADNI, CDC Environmental Public Health Tracking Network, CDC Heat and Health Tracker, CDC PLACES</w:t>
+            </w:r>
           </w:p>
         </w:tc>
       </w:tr>
@@ -1655,6 +1700,7 @@
                 <w:b/>
                 <w:bCs/>
               </w:rPr>
+              <w:lastRenderedPageBreak/>
               <w:t>Electronic health records</w:t>
             </w:r>
           </w:p>
@@ -1680,35 +1726,11 @@
             <w:tcW w:w="0" w:type="auto"/>
           </w:tcPr>
           <w:p>
-            <w:pPr>
-              <w:ind w:firstLine="720"/>
-            </w:pPr>
-            <w:r>
-              <w:t xml:space="preserve">MIMIC-IV, EPA </w:t>
-            </w:r>
-            <w:proofErr w:type="spellStart"/>
-            <w:r>
-              <w:t>Envirofacts</w:t>
-            </w:r>
-            <w:proofErr w:type="spellEnd"/>
-            <w:r>
-              <w:t xml:space="preserve">, </w:t>
-            </w:r>
-            <w:proofErr w:type="spellStart"/>
-            <w:r>
-              <w:t>AIDSVu</w:t>
-            </w:r>
-            <w:proofErr w:type="spellEnd"/>
-            <w:r>
-              <w:t xml:space="preserve">, CDC </w:t>
-            </w:r>
-            <w:proofErr w:type="spellStart"/>
-            <w:r>
-              <w:t>AtlasPlus</w:t>
-            </w:r>
-            <w:proofErr w:type="spellEnd"/>
-            <w:r>
-              <w:t>, CDC WONDER</w:t>
+            <w:r>
+              <w:t>County Health Rankings &amp; Roadmaps</w:t>
+            </w:r>
+            <w:r>
+              <w:t>, WHI, SAMHSA MH-CLD, YRBSS, MIMIC-IV</w:t>
             </w:r>
           </w:p>
         </w:tc>
@@ -1765,16 +1787,19 @@
             <w:tcW w:w="0" w:type="auto"/>
           </w:tcPr>
           <w:p>
-            <w:pPr>
-              <w:ind w:firstLine="720"/>
-            </w:pPr>
             <w:proofErr w:type="spellStart"/>
             <w:r>
               <w:t>ResDAC</w:t>
             </w:r>
             <w:proofErr w:type="spellEnd"/>
             <w:r>
-              <w:t>, CMS Data, SC Health Data, SCDHHS, SCANDHEC</w:t>
+              <w:t xml:space="preserve">, CMS Data, SCDHHS, </w:t>
+            </w:r>
+            <w:r>
+              <w:t>SC Health Data,</w:t>
+            </w:r>
+            <w:r>
+              <w:t xml:space="preserve"> EPA Air Data</w:t>
             </w:r>
           </w:p>
         </w:tc>
